--- a/Dddd-Aga/D209-ABn.docx
+++ b/Dddd-Aga/D209-ABn.docx
@@ -254,7 +254,7 @@
           <w:szCs w:val="28"/>
           <w:lang w:val="el-GR" w:eastAsia="en-GB"/>
         </w:rPr>
-        <w:t>ᾧ καὶ ἐδούλευσα προθύμως, ἀναγκαῖον ᾠήθην ἃ ἤκουσα καὶ εἶδον μυστήρια ἐξηγήσασθαι.</w:t>
+        <w:t>ᾧ καὶ ἐδούλευσα προθύμως, ἀναγκαῖον ᾠήθην ἃ ἤκουσα καὶ εἶδον μυστήρια.</w:t>
       </w:r>
     </w:p>
     <w:p>
@@ -340,7 +340,46 @@
           <w:szCs w:val="28"/>
           <w:lang w:val="el-GR" w:eastAsia="en-GB"/>
         </w:rPr>
-        <w:t xml:space="preserve">ἐγώ Ἰωάννης συνακολουθῶν Βαρνάβᾳ καὶ Παύλῳ τοῖς ἁγίοις ἀποστόλοις, ὑπηρέτης ὢν τὸ πρὶν μὲν Κυρίλλου τοῦ ἀρχιερέως τοῦ Διός, </w:t>
+        <w:t xml:space="preserve">ἐγώ Ἰωάννης </w:t>
+      </w:r>
+      <w:r>
+        <w:rPr>
+          <w:rFonts w:ascii="Gentium" w:hAnsi="Gentium" w:cs="Gentium"/>
+          <w:i/>
+          <w:iCs/>
+          <w:noProof/>
+          <w:color w:val="006600"/>
+          <w:sz w:val="28"/>
+          <w:szCs w:val="28"/>
+          <w:lang w:val="el-GR" w:eastAsia="en-GB"/>
+        </w:rPr>
+        <w:t>ἐξηγήσασθαι</w:t>
+      </w:r>
+      <w:r>
+        <w:rPr>
+          <w:rFonts w:ascii="Gentium" w:hAnsi="Gentium" w:cs="Gentium"/>
+          <w:i/>
+          <w:iCs/>
+          <w:noProof/>
+          <w:color w:val="006600"/>
+          <w:sz w:val="28"/>
+          <w:szCs w:val="28"/>
+          <w:lang w:val="el-GR" w:eastAsia="en-GB"/>
+        </w:rPr>
+        <w:t xml:space="preserve"> </w:t>
+      </w:r>
+      <w:r>
+        <w:rPr>
+          <w:rFonts w:ascii="Gentium" w:hAnsi="Gentium" w:cs="Gentium"/>
+          <w:i/>
+          <w:iCs/>
+          <w:noProof/>
+          <w:color w:val="006600"/>
+          <w:sz w:val="28"/>
+          <w:szCs w:val="28"/>
+          <w:lang w:val="el-GR" w:eastAsia="en-GB"/>
+        </w:rPr>
+        <w:t xml:space="preserve">συνακολουθῶν Βαρνάβᾳ καὶ Παύλῳ τοῖς ἁγίοις ἀποστόλοις, ὑπηρέτης ὢν τὸ πρὶν μὲν Κυρίλλου τοῦ ἀρχιερέως τοῦ Διός, </w:t>
       </w:r>
       <w:r>
         <w:rPr>
@@ -715,21 +754,7 @@
           <w:szCs w:val="28"/>
           <w:lang w:val="el-GR" w:eastAsia="en-GB"/>
         </w:rPr>
-        <w:t xml:space="preserve">πλήν καὶ τὸν ὄντα μεθ’ ὑμῶν </w:t>
-      </w:r>
-      <w:r>
-        <w:rPr>
-          <w:rFonts w:ascii="Gentium" w:hAnsi="Gentium" w:cs="Gentium"/>
-          <w:i/>
-          <w:iCs/>
-          <w:noProof/>
-          <w:color w:val="006600"/>
-          <w:sz w:val="28"/>
-          <w:szCs w:val="28"/>
-          <w:lang w:val="el-GR" w:eastAsia="en-GB"/>
-        </w:rPr>
-        <w:lastRenderedPageBreak/>
-        <w:t xml:space="preserve">ὑπηρέτην καὶ αὐτὸν συλλαβοῦ μεθ’ ἑαυτοῦ· ἔχει γάρ τινα μυστήρια. </w:t>
+        <w:t xml:space="preserve">πλήν καὶ τὸν ὄντα μεθ’ ὑμῶν ὑπηρέτην καὶ αὐτὸν συλλαβοῦ μεθ’ ἑαυτοῦ· ἔχει γάρ τινα μυστήρια. </w:t>
       </w:r>
       <w:r>
         <w:rPr>
@@ -805,6 +830,7 @@
           <w:u w:val="single" w:color="800000"/>
           <w:lang w:val="el-GR"/>
         </w:rPr>
+        <w:lastRenderedPageBreak/>
         <w:t>5</w:t>
       </w:r>
     </w:p>
@@ -1277,7 +1303,59 @@
           <w:szCs w:val="28"/>
           <w:lang w:val="el-GR" w:eastAsia="en-GB"/>
         </w:rPr>
-        <w:t xml:space="preserve">παρεκάλει δὲ ὁ Βαρνάβας ἐλθεῖν τὸν Παῦλον πρότερον ἐν Κύπρῳ καὶ τοὺς ἰδίους αὐτοῦ ἐπισκέψασθαι ἐν τῇ κώμῃ αὐτοῦ, καὶ Λούκιος δὲ παρεκάλει ὥστε ἐπίσκεψιν λαβεῖν τὴν πόλιν αὐτοῦ Κυρήνην. </w:t>
+        <w:t>παρεκάλει δὲ ὁ Βαρνάβας ἐλθεῖν τὸν Παῦλον πρότερον ἐν Κύπρῳ καὶ τοὺς ἰδίους αὐτοῦ ἐπισκέψασθαι ἐν τῇ κώμῃ αὐτοῦ, καὶ Λούκιος δὲ παρεκάλει ὥστε ἐπίσκεψιν λαβεῖν τὴν πόλιν αὐτοῦ Κ</w:t>
+      </w:r>
+      <w:r>
+        <w:rPr>
+          <w:rFonts w:ascii="Gentium" w:hAnsi="Gentium" w:cs="Gentium"/>
+          <w:i/>
+          <w:iCs/>
+          <w:noProof/>
+          <w:color w:val="006600"/>
+          <w:sz w:val="28"/>
+          <w:szCs w:val="28"/>
+          <w:lang w:val="el-GR" w:eastAsia="en-GB"/>
+        </w:rPr>
+        <w:t>ο</w:t>
+      </w:r>
+      <w:r>
+        <w:rPr>
+          <w:rFonts w:ascii="Gentium" w:hAnsi="Gentium" w:cs="Gentium"/>
+          <w:i/>
+          <w:iCs/>
+          <w:noProof/>
+          <w:color w:val="006600"/>
+          <w:sz w:val="28"/>
+          <w:szCs w:val="28"/>
+          <w:lang w:val="el-GR" w:eastAsia="en-GB"/>
+        </w:rPr>
+        <w:t>ρ</w:t>
+      </w:r>
+      <w:r>
+        <w:rPr>
+          <w:rFonts w:ascii="Gentium" w:hAnsi="Gentium" w:cs="Gentium"/>
+          <w:i/>
+          <w:iCs/>
+          <w:noProof/>
+          <w:color w:val="006600"/>
+          <w:sz w:val="28"/>
+          <w:szCs w:val="28"/>
+          <w:lang w:val="el-GR" w:eastAsia="en-GB"/>
+        </w:rPr>
+        <w:t>ί</w:t>
+      </w:r>
+      <w:r>
+        <w:rPr>
+          <w:rFonts w:ascii="Gentium" w:hAnsi="Gentium" w:cs="Gentium"/>
+          <w:i/>
+          <w:iCs/>
+          <w:noProof/>
+          <w:color w:val="006600"/>
+          <w:sz w:val="28"/>
+          <w:szCs w:val="28"/>
+          <w:lang w:val="el-GR" w:eastAsia="en-GB"/>
+        </w:rPr>
+        <w:t xml:space="preserve">νην. </w:t>
       </w:r>
       <w:r>
         <w:rPr>
@@ -1451,7 +1529,33 @@
           <w:szCs w:val="28"/>
           <w:lang w:val="el-GR" w:eastAsia="en-GB"/>
         </w:rPr>
-        <w:t xml:space="preserve">Βαρνάβας δὲ παρεκάλει κἀμὲ συνακολουθῆσαι αὐτοῖς διὰ τὸ ἐξ ἀρχῆς ὑπηρέτην αὐτῶν εἶναι με, καὶ ἐν τῇ Κύπρῳ πάσῃ ὑπηρέτησα αὐτοῖς ἄρχις οὗ κατήντησαν ἐν Πέργῃ τῆς Παμφυλίας, κἀκεῖ ἐπέμεινα ἡμέρας ἱκανάς. </w:t>
+        <w:t xml:space="preserve">Βαρνάβας δὲ παρεκάλει κἀμὲ συνακολουθῆσαι αὐτοῖς διὰ τὸ ἐξ ἀρχῆς ὑπηρέτην αὐτῶν εἶναι με, καὶ ἐν τῇ Κύπρῳ πάσῃ ὑπηρέτησα αὐτοῖς ἄρχις οὗ κατήντησαν ἐν Πέργῃ τῆς Παμφυλίας, κἀκεῖ </w:t>
+      </w:r>
+      <w:r>
+        <w:rPr>
+          <w:rFonts w:ascii="Gentium" w:hAnsi="Gentium" w:cs="Gentium"/>
+          <w:i/>
+          <w:iCs/>
+          <w:noProof/>
+          <w:color w:val="006600"/>
+          <w:sz w:val="28"/>
+          <w:szCs w:val="28"/>
+          <w:lang w:val="el-GR" w:eastAsia="en-GB"/>
+        </w:rPr>
+        <w:t>ἀ</w:t>
+      </w:r>
+      <w:r>
+        <w:rPr>
+          <w:rFonts w:ascii="Gentium" w:hAnsi="Gentium" w:cs="Gentium"/>
+          <w:i/>
+          <w:iCs/>
+          <w:noProof/>
+          <w:color w:val="006600"/>
+          <w:sz w:val="28"/>
+          <w:szCs w:val="28"/>
+          <w:lang w:val="el-GR" w:eastAsia="en-GB"/>
+        </w:rPr>
+        <w:t xml:space="preserve">πέμεινα ἡμέρας ἱκανάς. </w:t>
       </w:r>
       <w:r>
         <w:rPr>
@@ -2476,7 +2580,33 @@
           <w:szCs w:val="28"/>
           <w:lang w:val="el-GR" w:eastAsia="en-GB"/>
         </w:rPr>
-        <w:t>Εἶπεν δὲ αὐτοῖς Βαρνάβας· Ἐὰν ἐξομολογήσησθε τὰς ἁμαρτίας ὑμῶν καὶ συντάξησθε τῷ κυρίῳ ἡμῶν Ἰησοῦ Χριστῷ, λαμβάνητε τὸ ἔνδυμα ἐκεῖνο ὅπερ ἐστὶν ἄφθαρτον εἰς τὸν αἰῶνα.</w:t>
+        <w:t>Εἶπεν δὲ αὐτοῖς Βαρνάβας· Ἐὰν ἐξομολογήσησθε τὰς ἁμαρτίας ὑμῶν καὶ συντάξησθε τῷ κυρίῳ ἡμῶν Ἰησοῦ Χριστῷ, λαμβά</w:t>
+      </w:r>
+      <w:r>
+        <w:rPr>
+          <w:rFonts w:ascii="Gentium" w:hAnsi="Gentium" w:cs="Gentium"/>
+          <w:i/>
+          <w:iCs/>
+          <w:noProof/>
+          <w:color w:val="006600"/>
+          <w:sz w:val="28"/>
+          <w:szCs w:val="28"/>
+          <w:lang w:val="el-GR" w:eastAsia="en-GB"/>
+        </w:rPr>
+        <w:t>ε</w:t>
+      </w:r>
+      <w:r>
+        <w:rPr>
+          <w:rFonts w:ascii="Gentium" w:hAnsi="Gentium" w:cs="Gentium"/>
+          <w:i/>
+          <w:iCs/>
+          <w:noProof/>
+          <w:color w:val="006600"/>
+          <w:sz w:val="28"/>
+          <w:szCs w:val="28"/>
+          <w:lang w:val="el-GR" w:eastAsia="en-GB"/>
+        </w:rPr>
+        <w:t>ητε τὸ ἔνδυμα ἐκεῖνο ὅπερ ἐστὶν ἄφθαρτον εἰς τὸν αἰῶνα.</w:t>
       </w:r>
     </w:p>
     <w:p>
@@ -2851,7 +2981,33 @@
           <w:szCs w:val="28"/>
           <w:lang w:val="el-GR" w:eastAsia="en-GB"/>
         </w:rPr>
-        <w:t>διαπερασάντων δὲ ἡμῶν κατεπλεύσαμεν ἐν Κύπρῳ διὰ νυκτός, καὶ ἐλθόντες ἐν τῷ λεγομένῳ Κορμακίτῃ εὕρομεν Τίμωνα καὶ Ἀρίστωνα τοὺς ἱεροδούλους, πρὸς οὓς καὶ ἐξενίσθημεν.</w:t>
+        <w:t xml:space="preserve">διαπερασάντων δὲ ἡμῶν κατεπλεύσαμεν ἐν Κύπρῳ διὰ νυκτός, καὶ ἐλθόντες ἐν τῷ λεγομένῳ </w:t>
+      </w:r>
+      <w:r>
+        <w:rPr>
+          <w:rFonts w:ascii="Gentium" w:hAnsi="Gentium" w:cs="Gentium"/>
+          <w:i/>
+          <w:iCs/>
+          <w:noProof/>
+          <w:color w:val="006600"/>
+          <w:sz w:val="28"/>
+          <w:szCs w:val="28"/>
+          <w:lang w:val="el-GR" w:eastAsia="en-GB"/>
+        </w:rPr>
+        <w:t>Κρομμυακίτῃ</w:t>
+      </w:r>
+      <w:r>
+        <w:rPr>
+          <w:rFonts w:ascii="Gentium" w:hAnsi="Gentium" w:cs="Gentium"/>
+          <w:i/>
+          <w:iCs/>
+          <w:noProof/>
+          <w:color w:val="006600"/>
+          <w:sz w:val="28"/>
+          <w:szCs w:val="28"/>
+          <w:lang w:val="el-GR" w:eastAsia="en-GB"/>
+        </w:rPr>
+        <w:t xml:space="preserve"> εὕρομεν Τίμωνα καὶ Ἀρίστωνα τοὺς ἱεροδούλους, πρὸς οὓς καὶ ἐξενίσθημεν.</w:t>
       </w:r>
     </w:p>
     <w:p>
@@ -3168,7 +3324,33 @@
           <w:szCs w:val="28"/>
           <w:lang w:val="el-GR" w:eastAsia="en-GB"/>
         </w:rPr>
-        <w:t xml:space="preserve">Οὗτος ἦν ἀπὸ τῆς Ταμασίων, ὃς ἐληλύθει ἐπισκέψασθαι τοὺς οἰκείους αὐτοῦ· πρὸς ὃν ἀτενίσας ὁ Βαρνάβας ἀνεγνώρισεν αὐτόν, πρώην ἐπὶ τῆς Κιτιέων συντυχίαν πεποιηκὼς μετὰ Παύλου πρὸς αὐτόν· ᾧ καὶ πνεῦμα ἅγιον ἐδόθη ἐπὶ τοῦ βαπτίσματος, μετωνόμασέν τε αὐτὸν Ἡρακλείδην. </w:t>
+        <w:t>Οὗτος ἦν ἀπὸ τῆς Ταμασ</w:t>
+      </w:r>
+      <w:r>
+        <w:rPr>
+          <w:rFonts w:ascii="Gentium" w:hAnsi="Gentium" w:cs="Gentium"/>
+          <w:i/>
+          <w:iCs/>
+          <w:noProof/>
+          <w:color w:val="006600"/>
+          <w:sz w:val="28"/>
+          <w:szCs w:val="28"/>
+          <w:lang w:val="el-GR" w:eastAsia="en-GB"/>
+        </w:rPr>
+        <w:t>έ</w:t>
+      </w:r>
+      <w:r>
+        <w:rPr>
+          <w:rFonts w:ascii="Gentium" w:hAnsi="Gentium" w:cs="Gentium"/>
+          <w:i/>
+          <w:iCs/>
+          <w:noProof/>
+          <w:color w:val="006600"/>
+          <w:sz w:val="28"/>
+          <w:szCs w:val="28"/>
+          <w:lang w:val="el-GR" w:eastAsia="en-GB"/>
+        </w:rPr>
+        <w:t xml:space="preserve">ων, ὃς ἐληλύθει ἐπισκέψασθαι τοὺς οἰκείους αὐτοῦ· πρὸς ὃν ἀτενίσας ὁ Βαρνάβας ἀνεγνώρισεν αὐτόν, πρώην ἐπὶ τῆς Κιτιέων συντυχίαν πεποιηκὼς μετὰ Παύλου πρὸς αὐτόν· ᾧ καὶ πνεῦμα ἅγιον ἐδόθη ἐπὶ τοῦ βαπτίσματος, μετωνόμασέν τε αὐτὸν Ἡρακλείδην. </w:t>
       </w:r>
       <w:r>
         <w:rPr>
@@ -3829,7 +4011,33 @@
           <w:szCs w:val="28"/>
           <w:lang w:val="el-GR" w:eastAsia="en-GB"/>
         </w:rPr>
-        <w:t>καὶ ἐλθόντων ἡμῶν εἰς Κιτιεῖς, πολλοῦ θορύβου γενομένου κἀκεῖ ἐν τῷ ἱπποδρομίῳ αὐτῶν, μαθόντες παρήλθομεν τὴν πόλιν, ἐκτιναξάμενοι τὸν κονιορτὸν τῶν ποδῶν ἡμῶν ἅπαντες· οὐδεὶς γὰρ ἡμᾶς ἐδέξατο, εἰ μὴ ἐν τῇ πύλῃ μίαν ὥραν ἀνεψύξαμεν πλησίον τοῦ ὑδραγωγίου.</w:t>
+        <w:t xml:space="preserve">καὶ ἐλθόντων ἡμῶν εἰς Κιτιεῖς, πολλοῦ θορύβου γενομένου κἀκεῖ ἐν τῷ ἱπποδρομίῳ αὐτῶν, μαθόντες </w:t>
+      </w:r>
+      <w:r>
+        <w:rPr>
+          <w:rFonts w:ascii="Gentium" w:hAnsi="Gentium" w:cs="Gentium"/>
+          <w:i/>
+          <w:iCs/>
+          <w:noProof/>
+          <w:color w:val="006600"/>
+          <w:sz w:val="28"/>
+          <w:szCs w:val="28"/>
+          <w:lang w:val="el-GR" w:eastAsia="en-GB"/>
+        </w:rPr>
+        <w:t>ἐξήλθομεν</w:t>
+      </w:r>
+      <w:r>
+        <w:rPr>
+          <w:rFonts w:ascii="Gentium" w:hAnsi="Gentium" w:cs="Gentium"/>
+          <w:i/>
+          <w:iCs/>
+          <w:noProof/>
+          <w:color w:val="006600"/>
+          <w:sz w:val="28"/>
+          <w:szCs w:val="28"/>
+          <w:lang w:val="el-GR" w:eastAsia="en-GB"/>
+        </w:rPr>
+        <w:t xml:space="preserve"> τὴν πόλιν, ἐκτιναξάμενοι τὸν κονιορτὸν τῶν ποδῶν ἡμῶν ἅπαντες· οὐδεὶς γὰρ ἡμᾶς ἐδέξατο, εἰ μὴ ἐν τῇ πύλῃ μίαν ὥραν ἀνεψύξαμεν πλησίον τοῦ ὑδραγωγίου.</w:t>
       </w:r>
     </w:p>
     <w:p>
